--- a/backend/templates/template.docx
+++ b/backend/templates/template.docx
@@ -90,6 +90,7 @@
       </w:r>
       <w:r>
         <w:rPr>
+          <w:rFonts w:ascii="Times New Roman" w:eastAsia="Times New Roman" w:hAnsi="Times New Roman" w:cs="Times New Roman"/>
           <w:b/>
           <w:bCs/>
           <w:spacing w:val="29"/>
@@ -127,6 +128,7 @@
       </w:r>
       <w:r>
         <w:rPr>
+          <w:rFonts w:ascii="Times New Roman" w:eastAsia="Times New Roman" w:hAnsi="Times New Roman" w:cs="Times New Roman"/>
           <w:b/>
           <w:bCs/>
           <w:lang w:val="en-US"/>
@@ -166,6 +168,7 @@
       </w:r>
       <w:r>
         <w:rPr>
+          <w:rFonts w:ascii="Times New Roman" w:eastAsia="Times New Roman" w:hAnsi="Times New Roman" w:cs="Times New Roman"/>
           <w:b/>
           <w:bCs/>
           <w:spacing w:val="-4"/>
@@ -257,6 +260,7 @@
       </w:r>
       <w:r>
         <w:rPr>
+          <w:rFonts w:ascii="Times New Roman" w:eastAsia="Times New Roman" w:hAnsi="Times New Roman" w:cs="Times New Roman"/>
           <w:b/>
           <w:lang w:val="en-US"/>
         </w:rPr>
@@ -464,6 +468,7 @@
       </w:r>
       <w:r>
         <w:rPr>
+          <w:rFonts w:ascii="Times New Roman" w:eastAsia="Times New Roman" w:hAnsi="Times New Roman" w:cs="Times New Roman"/>
           <w:b/>
           <w:lang w:val="en-US"/>
         </w:rPr>
@@ -1304,6 +1309,7 @@
             </w:pPr>
             <w:r>
               <w:rPr>
+                <w:rFonts w:ascii="Times New Roman" w:eastAsia="Times New Roman" w:hAnsi="Times New Roman" w:cs="Times New Roman"/>
                 <w:b/>
                 <w:spacing w:val="-2"/>
                 <w:sz w:val="24"/>
@@ -1399,6 +1405,7 @@
             </w:pPr>
             <w:r>
               <w:rPr>
+                <w:rFonts w:ascii="Times New Roman" w:eastAsia="Times New Roman" w:hAnsi="Times New Roman" w:cs="Times New Roman"/>
                 <w:b/>
                 <w:spacing w:val="-2"/>
                 <w:sz w:val="24"/>
@@ -5061,6 +5068,7 @@
             </w:pPr>
             <w:r>
               <w:rPr>
+                <w:rFonts w:ascii="Times New Roman" w:eastAsia="Times New Roman" w:hAnsi="Times New Roman" w:cs="Times New Roman"/>
                 <w:b/>
                 <w:sz w:val="24"/>
                 <w:lang w:val="en-US"/>
@@ -5115,6 +5123,7 @@
             </w:pPr>
             <w:r>
               <w:rPr>
+                <w:rFonts w:ascii="Times New Roman" w:eastAsia="Times New Roman" w:hAnsi="Times New Roman" w:cs="Times New Roman"/>
                 <w:b/>
                 <w:spacing w:val="-2"/>
                 <w:sz w:val="24"/>
@@ -5277,6 +5286,7 @@
             </w:pPr>
             <w:r>
               <w:rPr>
+                <w:rFonts w:ascii="Times New Roman" w:eastAsia="Times New Roman" w:hAnsi="Times New Roman" w:cs="Times New Roman"/>
                 <w:b/>
                 <w:sz w:val="24"/>
                 <w:lang w:val="en-US"/>
@@ -5332,6 +5342,7 @@
             <w:bookmarkStart w:id="0" w:name="_GoBack"/>
             <w:r>
               <w:rPr>
+                <w:rFonts w:ascii="Times New Roman" w:eastAsia="Times New Roman" w:hAnsi="Times New Roman" w:cs="Times New Roman"/>
                 <w:b/>
                 <w:spacing w:val="-2"/>
                 <w:sz w:val="24"/>

--- a/backend/templates/template.docx
+++ b/backend/templates/template.docx
@@ -957,6 +957,8 @@
         <w:tc>
           <w:tcPr>
             <w:tcW w:w="673" w:type="dxa"/>
+            <w:vAlign w:val="center"/>
+            <w:tcFitText/>
           </w:tcPr>
           <w:p>
             <w:pPr>
@@ -980,6 +982,8 @@
         <w:tc>
           <w:tcPr>
             <w:tcW w:w="2536" w:type="dxa"/>
+            <w:vAlign w:val="center"/>
+            <w:tcFitText/>
           </w:tcPr>
           <w:p>
             <w:pPr>
@@ -1121,6 +1125,8 @@
         <w:tc>
           <w:tcPr>
             <w:tcW w:w="874" w:type="dxa"/>
+            <w:vAlign w:val="center"/>
+            <w:tcFitText/>
           </w:tcPr>
           <w:p>
             <w:pPr>
@@ -1144,6 +1150,8 @@
         <w:tc>
           <w:tcPr>
             <w:tcW w:w="1302" w:type="dxa"/>
+            <w:vAlign w:val="center"/>
+            <w:tcFitText/>
           </w:tcPr>
           <w:p>
             <w:pPr>
@@ -1191,6 +1199,8 @@
         <w:tc>
           <w:tcPr>
             <w:tcW w:w="2272" w:type="dxa"/>
+            <w:vAlign w:val="center"/>
+            <w:tcFitText/>
           </w:tcPr>
           <w:p>
             <w:pPr>
@@ -1238,6 +1248,8 @@
         <w:tc>
           <w:tcPr>
             <w:tcW w:w="1926" w:type="dxa"/>
+            <w:vAlign w:val="center"/>
+            <w:tcFitText/>
           </w:tcPr>
           <w:p>
             <w:pPr>
@@ -1274,6 +1286,8 @@
         <w:tc>
           <w:tcPr>
             <w:tcW w:w="673" w:type="dxa"/>
+            <w:vAlign w:val="center"/>
+            <w:tcFitText/>
           </w:tcPr>
           <w:p>
             <w:pPr>
@@ -1297,6 +1311,8 @@
         <w:tc>
           <w:tcPr>
             <w:tcW w:w="2536" w:type="dxa"/>
+            <w:vAlign w:val="center"/>
+            <w:tcFitText/>
           </w:tcPr>
           <w:p>
             <w:pPr>
@@ -1340,6 +1356,8 @@
         <w:tc>
           <w:tcPr>
             <w:tcW w:w="874" w:type="dxa"/>
+            <w:vAlign w:val="center"/>
+            <w:tcFitText/>
           </w:tcPr>
           <w:p>
             <w:pPr>
@@ -1370,6 +1388,8 @@
         <w:tc>
           <w:tcPr>
             <w:tcW w:w="1302" w:type="dxa"/>
+            <w:vAlign w:val="center"/>
+            <w:tcFitText/>
           </w:tcPr>
           <w:p>
             <w:pPr>
@@ -1392,6 +1412,8 @@
         <w:tc>
           <w:tcPr>
             <w:tcW w:w="2272" w:type="dxa"/>
+            <w:vAlign w:val="center"/>
+            <w:tcFitText/>
           </w:tcPr>
           <w:p>
             <w:pPr>
@@ -1437,6 +1459,8 @@
           <w:tcPr>
             <w:tcW w:w="1926" w:type="dxa"/>
             <w:vMerge w:val="restart"/>
+            <w:vAlign w:val="center"/>
+            <w:tcFitText/>
           </w:tcPr>
           <w:p>
             <w:pPr>
@@ -1667,6 +1691,8 @@
         <w:tc>
           <w:tcPr>
             <w:tcW w:w="701" w:type="dxa"/>
+            <w:vAlign w:val="center"/>
+            <w:tcFitText/>
           </w:tcPr>
           <w:p>
             <w:pPr>
@@ -1690,6 +1716,8 @@
         <w:tc>
           <w:tcPr>
             <w:tcW w:w="4206" w:type="dxa"/>
+            <w:vAlign w:val="center"/>
+            <w:tcFitText/>
           </w:tcPr>
           <w:p>
             <w:pPr>
@@ -1774,6 +1802,8 @@
         <w:tc>
           <w:tcPr>
             <w:tcW w:w="1095" w:type="dxa"/>
+            <w:vAlign w:val="center"/>
+            <w:tcFitText/>
           </w:tcPr>
           <w:p>
             <w:pPr>
@@ -1796,6 +1826,8 @@
         <w:tc>
           <w:tcPr>
             <w:tcW w:w="1254" w:type="dxa"/>
+            <w:vAlign w:val="center"/>
+            <w:tcFitText/>
           </w:tcPr>
           <w:p>
             <w:pPr>
@@ -1838,6 +1870,8 @@
         <w:tc>
           <w:tcPr>
             <w:tcW w:w="2733" w:type="dxa"/>
+            <w:vAlign w:val="center"/>
+            <w:tcFitText/>
           </w:tcPr>
           <w:p>
             <w:pPr>
@@ -1896,6 +1930,8 @@
         <w:tc>
           <w:tcPr>
             <w:tcW w:w="701" w:type="dxa"/>
+            <w:vAlign w:val="center"/>
+            <w:tcFitText/>
           </w:tcPr>
           <w:p>
             <w:pPr>
@@ -1918,6 +1954,8 @@
         <w:tc>
           <w:tcPr>
             <w:tcW w:w="4206" w:type="dxa"/>
+            <w:vAlign w:val="center"/>
+            <w:tcFitText/>
           </w:tcPr>
           <w:p>
             <w:pPr>
@@ -2019,6 +2057,8 @@
         <w:tc>
           <w:tcPr>
             <w:tcW w:w="1095" w:type="dxa"/>
+            <w:vAlign w:val="center"/>
+            <w:tcFitText/>
           </w:tcPr>
           <w:p>
             <w:pPr>
@@ -2049,6 +2089,8 @@
         <w:tc>
           <w:tcPr>
             <w:tcW w:w="1254" w:type="dxa"/>
+            <w:vAlign w:val="center"/>
+            <w:tcFitText/>
           </w:tcPr>
           <w:p>
             <w:pPr>
@@ -2071,6 +2113,8 @@
         <w:tc>
           <w:tcPr>
             <w:tcW w:w="2733" w:type="dxa"/>
+            <w:vAlign w:val="center"/>
+            <w:tcFitText/>
           </w:tcPr>
           <w:p>
             <w:pPr>
@@ -2100,6 +2144,8 @@
         <w:tc>
           <w:tcPr>
             <w:tcW w:w="701" w:type="dxa"/>
+            <w:vAlign w:val="center"/>
+            <w:tcFitText/>
           </w:tcPr>
           <w:p>
             <w:pPr>
@@ -2122,6 +2168,8 @@
         <w:tc>
           <w:tcPr>
             <w:tcW w:w="4206" w:type="dxa"/>
+            <w:vAlign w:val="center"/>
+            <w:tcFitText/>
           </w:tcPr>
           <w:p>
             <w:pPr>
@@ -2223,6 +2271,8 @@
         <w:tc>
           <w:tcPr>
             <w:tcW w:w="1095" w:type="dxa"/>
+            <w:vAlign w:val="center"/>
+            <w:tcFitText/>
           </w:tcPr>
           <w:p>
             <w:pPr>
@@ -2253,6 +2303,8 @@
         <w:tc>
           <w:tcPr>
             <w:tcW w:w="1254" w:type="dxa"/>
+            <w:vAlign w:val="center"/>
+            <w:tcFitText/>
           </w:tcPr>
           <w:p>
             <w:pPr>
@@ -2275,6 +2327,8 @@
         <w:tc>
           <w:tcPr>
             <w:tcW w:w="2733" w:type="dxa"/>
+            <w:vAlign w:val="center"/>
+            <w:tcFitText/>
           </w:tcPr>
           <w:p>
             <w:pPr>
@@ -2304,6 +2358,8 @@
         <w:tc>
           <w:tcPr>
             <w:tcW w:w="701" w:type="dxa"/>
+            <w:vAlign w:val="center"/>
+            <w:tcFitText/>
           </w:tcPr>
           <w:p>
             <w:pPr>
@@ -2326,6 +2382,8 @@
         <w:tc>
           <w:tcPr>
             <w:tcW w:w="4206" w:type="dxa"/>
+            <w:vAlign w:val="center"/>
+            <w:tcFitText/>
           </w:tcPr>
           <w:p>
             <w:pPr>
@@ -2427,6 +2485,8 @@
         <w:tc>
           <w:tcPr>
             <w:tcW w:w="1095" w:type="dxa"/>
+            <w:vAlign w:val="center"/>
+            <w:tcFitText/>
           </w:tcPr>
           <w:p>
             <w:pPr>
@@ -2457,6 +2517,8 @@
         <w:tc>
           <w:tcPr>
             <w:tcW w:w="1254" w:type="dxa"/>
+            <w:vAlign w:val="center"/>
+            <w:tcFitText/>
           </w:tcPr>
           <w:p>
             <w:pPr>
@@ -2479,6 +2541,8 @@
         <w:tc>
           <w:tcPr>
             <w:tcW w:w="2733" w:type="dxa"/>
+            <w:vAlign w:val="center"/>
+            <w:tcFitText/>
           </w:tcPr>
           <w:p>
             <w:pPr>
@@ -2508,6 +2572,8 @@
         <w:tc>
           <w:tcPr>
             <w:tcW w:w="701" w:type="dxa"/>
+            <w:vAlign w:val="center"/>
+            <w:tcFitText/>
           </w:tcPr>
           <w:p>
             <w:pPr>
@@ -2530,6 +2596,8 @@
         <w:tc>
           <w:tcPr>
             <w:tcW w:w="4206" w:type="dxa"/>
+            <w:vAlign w:val="center"/>
+            <w:tcFitText/>
           </w:tcPr>
           <w:p>
             <w:pPr>
@@ -2605,6 +2673,8 @@
         <w:tc>
           <w:tcPr>
             <w:tcW w:w="1095" w:type="dxa"/>
+            <w:vAlign w:val="center"/>
+            <w:tcFitText/>
           </w:tcPr>
           <w:p>
             <w:pPr>
@@ -2635,6 +2705,8 @@
         <w:tc>
           <w:tcPr>
             <w:tcW w:w="1254" w:type="dxa"/>
+            <w:vAlign w:val="center"/>
+            <w:tcFitText/>
           </w:tcPr>
           <w:p>
             <w:pPr>
@@ -2657,6 +2729,8 @@
         <w:tc>
           <w:tcPr>
             <w:tcW w:w="2733" w:type="dxa"/>
+            <w:vAlign w:val="center"/>
+            <w:tcFitText/>
           </w:tcPr>
           <w:p>
             <w:pPr>
@@ -2686,6 +2760,8 @@
         <w:tc>
           <w:tcPr>
             <w:tcW w:w="701" w:type="dxa"/>
+            <w:vAlign w:val="center"/>
+            <w:tcFitText/>
           </w:tcPr>
           <w:p>
             <w:pPr>
@@ -2708,6 +2784,8 @@
         <w:tc>
           <w:tcPr>
             <w:tcW w:w="4206" w:type="dxa"/>
+            <w:vAlign w:val="center"/>
+            <w:tcFitText/>
           </w:tcPr>
           <w:p>
             <w:pPr>
@@ -2783,6 +2861,8 @@
         <w:tc>
           <w:tcPr>
             <w:tcW w:w="1095" w:type="dxa"/>
+            <w:vAlign w:val="center"/>
+            <w:tcFitText/>
           </w:tcPr>
           <w:p>
             <w:pPr>
@@ -2813,6 +2893,8 @@
         <w:tc>
           <w:tcPr>
             <w:tcW w:w="1254" w:type="dxa"/>
+            <w:vAlign w:val="center"/>
+            <w:tcFitText/>
           </w:tcPr>
           <w:p>
             <w:pPr>
@@ -2835,6 +2917,8 @@
         <w:tc>
           <w:tcPr>
             <w:tcW w:w="2733" w:type="dxa"/>
+            <w:vAlign w:val="center"/>
+            <w:tcFitText/>
           </w:tcPr>
           <w:p>
             <w:pPr>
@@ -2864,6 +2948,8 @@
         <w:tc>
           <w:tcPr>
             <w:tcW w:w="701" w:type="dxa"/>
+            <w:vAlign w:val="center"/>
+            <w:tcFitText/>
           </w:tcPr>
           <w:p>
             <w:pPr>
@@ -2886,6 +2972,8 @@
         <w:tc>
           <w:tcPr>
             <w:tcW w:w="4206" w:type="dxa"/>
+            <w:vAlign w:val="center"/>
+            <w:tcFitText/>
           </w:tcPr>
           <w:p>
             <w:pPr>
@@ -2961,6 +3049,8 @@
         <w:tc>
           <w:tcPr>
             <w:tcW w:w="1095" w:type="dxa"/>
+            <w:vAlign w:val="center"/>
+            <w:tcFitText/>
           </w:tcPr>
           <w:p>
             <w:pPr>
@@ -2991,6 +3081,8 @@
         <w:tc>
           <w:tcPr>
             <w:tcW w:w="1254" w:type="dxa"/>
+            <w:vAlign w:val="center"/>
+            <w:tcFitText/>
           </w:tcPr>
           <w:p>
             <w:pPr>
@@ -3013,6 +3105,8 @@
         <w:tc>
           <w:tcPr>
             <w:tcW w:w="2733" w:type="dxa"/>
+            <w:vAlign w:val="center"/>
+            <w:tcFitText/>
           </w:tcPr>
           <w:p>
             <w:pPr>
@@ -3042,6 +3136,8 @@
         <w:tc>
           <w:tcPr>
             <w:tcW w:w="701" w:type="dxa"/>
+            <w:vAlign w:val="center"/>
+            <w:tcFitText/>
           </w:tcPr>
           <w:p>
             <w:pPr>
@@ -3064,6 +3160,8 @@
         <w:tc>
           <w:tcPr>
             <w:tcW w:w="4206" w:type="dxa"/>
+            <w:vAlign w:val="center"/>
+            <w:tcFitText/>
           </w:tcPr>
           <w:p>
             <w:pPr>
@@ -3139,6 +3237,8 @@
         <w:tc>
           <w:tcPr>
             <w:tcW w:w="1095" w:type="dxa"/>
+            <w:vAlign w:val="center"/>
+            <w:tcFitText/>
           </w:tcPr>
           <w:p>
             <w:pPr>
@@ -3169,6 +3269,8 @@
         <w:tc>
           <w:tcPr>
             <w:tcW w:w="1254" w:type="dxa"/>
+            <w:vAlign w:val="center"/>
+            <w:tcFitText/>
           </w:tcPr>
           <w:p>
             <w:pPr>
@@ -3191,6 +3293,8 @@
         <w:tc>
           <w:tcPr>
             <w:tcW w:w="2733" w:type="dxa"/>
+            <w:vAlign w:val="center"/>
+            <w:tcFitText/>
           </w:tcPr>
           <w:p>
             <w:pPr>
@@ -3220,6 +3324,8 @@
         <w:tc>
           <w:tcPr>
             <w:tcW w:w="701" w:type="dxa"/>
+            <w:vAlign w:val="center"/>
+            <w:tcFitText/>
           </w:tcPr>
           <w:p>
             <w:pPr>
@@ -3242,6 +3348,8 @@
         <w:tc>
           <w:tcPr>
             <w:tcW w:w="4206" w:type="dxa"/>
+            <w:vAlign w:val="center"/>
+            <w:tcFitText/>
           </w:tcPr>
           <w:p>
             <w:pPr>
@@ -3317,6 +3425,8 @@
         <w:tc>
           <w:tcPr>
             <w:tcW w:w="1095" w:type="dxa"/>
+            <w:vAlign w:val="center"/>
+            <w:tcFitText/>
           </w:tcPr>
           <w:p>
             <w:pPr>
@@ -3347,6 +3457,8 @@
         <w:tc>
           <w:tcPr>
             <w:tcW w:w="1254" w:type="dxa"/>
+            <w:vAlign w:val="center"/>
+            <w:tcFitText/>
           </w:tcPr>
           <w:p>
             <w:pPr>
@@ -3369,6 +3481,8 @@
         <w:tc>
           <w:tcPr>
             <w:tcW w:w="2733" w:type="dxa"/>
+            <w:vAlign w:val="center"/>
+            <w:tcFitText/>
           </w:tcPr>
           <w:p>
             <w:pPr>
@@ -4717,6 +4831,8 @@
         <w:tc>
           <w:tcPr>
             <w:tcW w:w="687" w:type="dxa"/>
+            <w:vAlign w:val="center"/>
+            <w:tcFitText/>
           </w:tcPr>
           <w:p>
             <w:pPr>
@@ -4741,6 +4857,8 @@
         <w:tc>
           <w:tcPr>
             <w:tcW w:w="1714" w:type="dxa"/>
+            <w:vAlign w:val="center"/>
+            <w:tcFitText/>
           </w:tcPr>
           <w:p>
             <w:pPr>
@@ -4773,6 +4891,8 @@
         <w:tc>
           <w:tcPr>
             <w:tcW w:w="2262" w:type="dxa"/>
+            <w:vAlign w:val="center"/>
+            <w:tcFitText/>
           </w:tcPr>
           <w:p>
             <w:pPr>
@@ -4812,6 +4932,8 @@
         <w:tc>
           <w:tcPr>
             <w:tcW w:w="2584" w:type="dxa"/>
+            <w:vAlign w:val="center"/>
+            <w:tcFitText/>
           </w:tcPr>
           <w:p>
             <w:pPr>
@@ -4852,6 +4974,8 @@
         <w:tc>
           <w:tcPr>
             <w:tcW w:w="2886" w:type="dxa"/>
+            <w:vAlign w:val="center"/>
+            <w:tcFitText/>
           </w:tcPr>
           <w:p>
             <w:pPr>
@@ -4898,6 +5022,8 @@
           <w:tcPr>
             <w:tcW w:w="687" w:type="dxa"/>
             <w:vMerge w:val="restart"/>
+            <w:vAlign w:val="center"/>
+            <w:tcFitText/>
           </w:tcPr>
           <w:p>
             <w:pPr>
@@ -4908,6 +5034,7 @@
                 <w:sz w:val="24"/>
               </w:rPr>
             </w:pPr>
+            <w:bookmarkStart w:id="0" w:name="_GoBack" w:colFirst="3" w:colLast="4"/>
             <w:r>
               <w:rPr>
                 <w:spacing w:val="-5"/>
@@ -4921,6 +5048,8 @@
           <w:tcPr>
             <w:tcW w:w="1714" w:type="dxa"/>
             <w:vMerge w:val="restart"/>
+            <w:vAlign w:val="center"/>
+            <w:tcFitText/>
           </w:tcPr>
           <w:p>
             <w:pPr>
@@ -4982,6 +5111,8 @@
         <w:tc>
           <w:tcPr>
             <w:tcW w:w="2262" w:type="dxa"/>
+            <w:vAlign w:val="center"/>
+            <w:tcFitText/>
           </w:tcPr>
           <w:p>
             <w:pPr>
@@ -5055,11 +5186,12 @@
         <w:tc>
           <w:tcPr>
             <w:tcW w:w="2584" w:type="dxa"/>
+            <w:vAlign w:val="center"/>
+            <w:tcFitText/>
           </w:tcPr>
           <w:p>
             <w:pPr>
               <w:pStyle w:val="TableParagraph"/>
-              <w:ind w:left="537"/>
               <w:jc w:val="left"/>
               <w:rPr>
                 <w:b/>
@@ -5111,11 +5243,12 @@
         <w:tc>
           <w:tcPr>
             <w:tcW w:w="2886" w:type="dxa"/>
+            <w:vAlign w:val="center"/>
+            <w:tcFitText/>
           </w:tcPr>
           <w:p>
             <w:pPr>
               <w:pStyle w:val="TableParagraph"/>
-              <w:ind w:left="10"/>
               <w:rPr>
                 <w:b/>
                 <w:sz w:val="24"/>
@@ -5171,6 +5304,8 @@
             <w:tcBorders>
               <w:top w:val="nil"/>
             </w:tcBorders>
+            <w:vAlign w:val="center"/>
+            <w:tcFitText/>
           </w:tcPr>
           <w:p>
             <w:pPr>
@@ -5188,6 +5323,8 @@
             <w:tcBorders>
               <w:top w:val="nil"/>
             </w:tcBorders>
+            <w:vAlign w:val="center"/>
+            <w:tcFitText/>
           </w:tcPr>
           <w:p>
             <w:pPr>
@@ -5201,6 +5338,8 @@
         <w:tc>
           <w:tcPr>
             <w:tcW w:w="2262" w:type="dxa"/>
+            <w:vAlign w:val="center"/>
+            <w:tcFitText/>
           </w:tcPr>
           <w:p>
             <w:pPr>
@@ -5274,11 +5413,12 @@
         <w:tc>
           <w:tcPr>
             <w:tcW w:w="2584" w:type="dxa"/>
+            <w:vAlign w:val="center"/>
+            <w:tcFitText/>
           </w:tcPr>
           <w:p>
             <w:pPr>
               <w:pStyle w:val="TableParagraph"/>
-              <w:ind w:left="17" w:right="1"/>
               <w:rPr>
                 <w:b/>
                 <w:sz w:val="24"/>
@@ -5329,17 +5469,17 @@
         <w:tc>
           <w:tcPr>
             <w:tcW w:w="2886" w:type="dxa"/>
+            <w:vAlign w:val="center"/>
+            <w:tcFitText/>
           </w:tcPr>
           <w:p>
             <w:pPr>
               <w:pStyle w:val="TableParagraph"/>
-              <w:ind w:left="10"/>
               <w:rPr>
                 <w:b/>
                 <w:sz w:val="24"/>
               </w:rPr>
             </w:pPr>
-            <w:bookmarkStart w:id="0" w:name="_GoBack"/>
             <w:r>
               <w:rPr>
                 <w:rFonts w:ascii="Times New Roman" w:eastAsia="Times New Roman" w:hAnsi="Times New Roman" w:cs="Times New Roman"/>
@@ -5368,7 +5508,6 @@
               </w:rPr>
               <w:t xml:space="preserve"/>
             </w:r>
-            <w:bookmarkEnd w:id="0"/>
             <w:r>
               <w:rPr>
                 <w:b/>
@@ -5380,6 +5519,7 @@
           </w:p>
         </w:tc>
       </w:tr>
+      <w:bookmarkEnd w:id="0"/>
       <w:tr>
         <w:trPr>
           <w:trHeight w:val="570"/>
@@ -5387,6 +5527,8 @@
         <w:tc>
           <w:tcPr>
             <w:tcW w:w="687" w:type="dxa"/>
+            <w:vAlign w:val="center"/>
+            <w:tcFitText/>
           </w:tcPr>
           <w:p>
             <w:pPr>
@@ -5409,6 +5551,8 @@
           <w:tcPr>
             <w:tcW w:w="3976" w:type="dxa"/>
             <w:gridSpan w:val="2"/>
+            <w:vAlign w:val="center"/>
+            <w:tcFitText/>
           </w:tcPr>
           <w:p>
             <w:pPr>
@@ -5498,6 +5642,8 @@
           <w:tcPr>
             <w:tcW w:w="2584" w:type="dxa"/>
             <w:vMerge w:val="restart"/>
+            <w:vAlign w:val="center"/>
+            <w:tcFitText/>
           </w:tcPr>
           <w:p>
             <w:pPr>
@@ -5580,6 +5726,8 @@
           <w:tcPr>
             <w:tcW w:w="2886" w:type="dxa"/>
             <w:vMerge w:val="restart"/>
+            <w:vAlign w:val="center"/>
+            <w:tcFitText/>
           </w:tcPr>
           <w:p>
             <w:pPr>
@@ -5674,6 +5822,8 @@
         <w:tc>
           <w:tcPr>
             <w:tcW w:w="687" w:type="dxa"/>
+            <w:vAlign w:val="center"/>
+            <w:tcFitText/>
           </w:tcPr>
           <w:p>
             <w:pPr>
@@ -5697,6 +5847,8 @@
           <w:tcPr>
             <w:tcW w:w="3976" w:type="dxa"/>
             <w:gridSpan w:val="2"/>
+            <w:vAlign w:val="center"/>
+            <w:tcFitText/>
           </w:tcPr>
           <w:p>
             <w:pPr>
@@ -5801,6 +5953,8 @@
             <w:tcBorders>
               <w:top w:val="nil"/>
             </w:tcBorders>
+            <w:vAlign w:val="center"/>
+            <w:tcFitText/>
           </w:tcPr>
           <w:p>
             <w:pPr>
@@ -5818,6 +5972,8 @@
             <w:tcBorders>
               <w:top w:val="nil"/>
             </w:tcBorders>
+            <w:vAlign w:val="center"/>
+            <w:tcFitText/>
           </w:tcPr>
           <w:p>
             <w:pPr>
@@ -5836,6 +5992,8 @@
         <w:tc>
           <w:tcPr>
             <w:tcW w:w="687" w:type="dxa"/>
+            <w:vAlign w:val="center"/>
+            <w:tcFitText/>
           </w:tcPr>
           <w:p>
             <w:pPr>
@@ -5858,6 +6016,8 @@
           <w:tcPr>
             <w:tcW w:w="3976" w:type="dxa"/>
             <w:gridSpan w:val="2"/>
+            <w:vAlign w:val="center"/>
+            <w:tcFitText/>
           </w:tcPr>
           <w:p>
             <w:pPr>
@@ -6003,6 +6163,8 @@
           <w:tcPr>
             <w:tcW w:w="5470" w:type="dxa"/>
             <w:gridSpan w:val="2"/>
+            <w:vAlign w:val="center"/>
+            <w:tcFitText/>
           </w:tcPr>
           <w:p>
             <w:pPr>
@@ -6082,6 +6244,8 @@
         <w:tc>
           <w:tcPr>
             <w:tcW w:w="687" w:type="dxa"/>
+            <w:vAlign w:val="center"/>
+            <w:tcFitText/>
           </w:tcPr>
           <w:p>
             <w:pPr>
@@ -6104,6 +6268,8 @@
           <w:tcPr>
             <w:tcW w:w="3976" w:type="dxa"/>
             <w:gridSpan w:val="2"/>
+            <w:vAlign w:val="center"/>
+            <w:tcFitText/>
           </w:tcPr>
           <w:p>
             <w:pPr>
@@ -6326,6 +6492,8 @@
           <w:tcPr>
             <w:tcW w:w="5470" w:type="dxa"/>
             <w:gridSpan w:val="2"/>
+            <w:vAlign w:val="center"/>
+            <w:tcFitText/>
           </w:tcPr>
           <w:p>
             <w:pPr>
@@ -6405,6 +6573,8 @@
         <w:tc>
           <w:tcPr>
             <w:tcW w:w="687" w:type="dxa"/>
+            <w:vAlign w:val="center"/>
+            <w:tcFitText/>
           </w:tcPr>
           <w:p>
             <w:pPr>
@@ -6428,6 +6598,8 @@
           <w:tcPr>
             <w:tcW w:w="9446" w:type="dxa"/>
             <w:gridSpan w:val="4"/>
+            <w:vAlign w:val="center"/>
+            <w:tcFitText/>
           </w:tcPr>
           <w:p>
             <w:pPr>

--- a/backend/templates/template.docx
+++ b/backend/templates/template.docx
@@ -4812,25 +4812,25 @@
         </w:tblBorders>
         <w:tblLayout w:type="fixed"/>
         <w:tblCellMar>
-          <w:left w:w="0" w:type="dxa"/>
-          <w:right w:w="0" w:type="dxa"/>
+          <w:left w:w="72" w:type="dxa"/>
+          <w:right w:w="72" w:type="dxa"/>
         </w:tblCellMar>
         <w:tblLook w:val="01E0" w:firstRow="1" w:lastRow="1" w:firstColumn="1" w:lastColumn="1" w:noHBand="0" w:noVBand="0"/>
       </w:tblPr>
       <w:tblGrid>
-        <w:gridCol w:w="687"/>
-        <w:gridCol w:w="1714"/>
-        <w:gridCol w:w="2262"/>
-        <w:gridCol w:w="2584"/>
-        <w:gridCol w:w="2886"/>
+        <w:gridCol w:w="616"/>
+        <w:gridCol w:w="1686"/>
+        <w:gridCol w:w="2225"/>
+        <w:gridCol w:w="2541"/>
+        <w:gridCol w:w="2840"/>
       </w:tblGrid>
       <w:tr>
         <w:trPr>
-          <w:trHeight w:val="551"/>
+          <w:trHeight w:hRule="exact" w:val="588"/>
         </w:trPr>
         <w:tc>
           <w:tcPr>
-            <w:tcW w:w="687" w:type="dxa"/>
+            <w:tcW w:w="616" w:type="dxa"/>
             <w:vAlign w:val="center"/>
             <w:tcFitText/>
           </w:tcPr>
@@ -4856,7 +4856,7 @@
         </w:tc>
         <w:tc>
           <w:tcPr>
-            <w:tcW w:w="1714" w:type="dxa"/>
+            <w:tcW w:w="1686" w:type="dxa"/>
             <w:vAlign w:val="center"/>
             <w:tcFitText/>
           </w:tcPr>
@@ -4890,7 +4890,7 @@
         </w:tc>
         <w:tc>
           <w:tcPr>
-            <w:tcW w:w="2262" w:type="dxa"/>
+            <w:tcW w:w="2225" w:type="dxa"/>
             <w:vAlign w:val="center"/>
             <w:tcFitText/>
           </w:tcPr>
@@ -4931,7 +4931,7 @@
         </w:tc>
         <w:tc>
           <w:tcPr>
-            <w:tcW w:w="2584" w:type="dxa"/>
+            <w:tcW w:w="2541" w:type="dxa"/>
             <w:vAlign w:val="center"/>
             <w:tcFitText/>
           </w:tcPr>
@@ -4973,7 +4973,7 @@
         </w:tc>
         <w:tc>
           <w:tcPr>
-            <w:tcW w:w="2886" w:type="dxa"/>
+            <w:tcW w:w="2840" w:type="dxa"/>
             <w:vAlign w:val="center"/>
             <w:tcFitText/>
           </w:tcPr>
@@ -5016,11 +5016,11 @@
       </w:tr>
       <w:tr>
         <w:trPr>
-          <w:trHeight w:val="441"/>
+          <w:trHeight w:val="540" w:hRule="exact"/>
         </w:trPr>
         <w:tc>
           <w:tcPr>
-            <w:tcW w:w="687" w:type="dxa"/>
+            <w:tcW w:w="616" w:type="dxa"/>
             <w:vMerge w:val="restart"/>
             <w:vAlign w:val="center"/>
             <w:tcFitText/>
@@ -5029,12 +5029,10 @@
             <w:pPr>
               <w:pStyle w:val="TableParagraph"/>
               <w:ind w:left="220"/>
-              <w:jc w:val="left"/>
               <w:rPr>
                 <w:sz w:val="24"/>
               </w:rPr>
             </w:pPr>
-            <w:bookmarkStart w:id="0" w:name="_GoBack" w:colFirst="3" w:colLast="4"/>
             <w:r>
               <w:rPr>
                 <w:spacing w:val="-5"/>
@@ -5046,7 +5044,7 @@
         </w:tc>
         <w:tc>
           <w:tcPr>
-            <w:tcW w:w="1714" w:type="dxa"/>
+            <w:tcW w:w="1686" w:type="dxa"/>
             <w:vMerge w:val="restart"/>
             <w:vAlign w:val="center"/>
             <w:tcFitText/>
@@ -5061,6 +5059,8 @@
                 <w:sz w:val="24"/>
               </w:rPr>
             </w:pPr>
+            <w:bookmarkStart w:id="0" w:name="_GoBack"/>
+            <w:bookmarkEnd w:id="0"/>
             <w:r>
               <w:rPr>
                 <w:b/>
@@ -5110,7 +5110,7 @@
         </w:tc>
         <w:tc>
           <w:tcPr>
-            <w:tcW w:w="2262" w:type="dxa"/>
+            <w:tcW w:w="2225" w:type="dxa"/>
             <w:vAlign w:val="center"/>
             <w:tcFitText/>
           </w:tcPr>
@@ -5185,24 +5185,23 @@
         </w:tc>
         <w:tc>
           <w:tcPr>
-            <w:tcW w:w="2584" w:type="dxa"/>
+            <w:tcW w:w="2541" w:type="dxa"/>
             <w:vAlign w:val="center"/>
             <w:tcFitText/>
           </w:tcPr>
           <w:p>
             <w:pPr>
               <w:pStyle w:val="TableParagraph"/>
-              <w:jc w:val="left"/>
-              <w:rPr>
-                <w:b/>
-                <w:sz w:val="24"/>
+              <w:rPr>
+                <w:b/>
+                <w:sz w:val="22"/>
               </w:rPr>
             </w:pPr>
             <w:r>
               <w:rPr>
                 <w:rFonts w:ascii="Times New Roman" w:eastAsia="Times New Roman" w:hAnsi="Times New Roman" w:cs="Times New Roman"/>
                 <w:b/>
-                <w:sz w:val="24"/>
+                <w:sz w:val="22"/>
                 <w:lang w:val="en-US"/>
               </w:rPr>
               <w:t xml:space="preserve">{gia_bom_1}</w:t>
@@ -5211,14 +5210,14 @@
               <w:rPr>
                 <w:b/>
                 <w:color w:val="FF0000"/>
-                <w:sz w:val="24"/>
+                <w:sz w:val="22"/>
               </w:rPr>
               <w:t xml:space="preserve"/>
             </w:r>
             <w:r>
               <w:rPr>
                 <w:b/>
-                <w:sz w:val="24"/>
+                <w:sz w:val="22"/>
               </w:rPr>
               <w:t>/</w:t>
             </w:r>
@@ -5226,7 +5225,7 @@
               <w:rPr>
                 <w:b/>
                 <w:spacing w:val="1"/>
-                <w:sz w:val="24"/>
+                <w:sz w:val="22"/>
               </w:rPr>
               <w:t xml:space="preserve"> </w:t>
             </w:r>
@@ -5234,7 +5233,7 @@
               <w:rPr>
                 <w:b/>
                 <w:spacing w:val="-5"/>
-                <w:sz w:val="24"/>
+                <w:sz w:val="22"/>
               </w:rPr>
               <w:t>Ca</w:t>
             </w:r>
@@ -5242,7 +5241,7 @@
         </w:tc>
         <w:tc>
           <w:tcPr>
-            <w:tcW w:w="2886" w:type="dxa"/>
+            <w:tcW w:w="2840" w:type="dxa"/>
             <w:vAlign w:val="center"/>
             <w:tcFitText/>
           </w:tcPr>
@@ -5251,7 +5250,7 @@
               <w:pStyle w:val="TableParagraph"/>
               <w:rPr>
                 <w:b/>
-                <w:sz w:val="24"/>
+                <w:sz w:val="22"/>
               </w:rPr>
             </w:pPr>
             <w:r>
@@ -5259,7 +5258,7 @@
                 <w:rFonts w:ascii="Times New Roman" w:eastAsia="Times New Roman" w:hAnsi="Times New Roman" w:cs="Times New Roman"/>
                 <w:b/>
                 <w:spacing w:val="-2"/>
-                <w:sz w:val="24"/>
+                <w:sz w:val="22"/>
               </w:rPr>
               <w:t xml:space="preserve">{gia_bom_2}</w:t>
             </w:r>
@@ -5268,7 +5267,7 @@
                 <w:b/>
                 <w:color w:val="FF0000"/>
                 <w:spacing w:val="-2"/>
-                <w:sz w:val="24"/>
+                <w:sz w:val="22"/>
                 <w:lang w:val="en-US"/>
               </w:rPr>
               <w:t xml:space="preserve"/>
@@ -5278,7 +5277,7 @@
                 <w:b/>
                 <w:color w:val="FF0000"/>
                 <w:spacing w:val="-2"/>
-                <w:sz w:val="24"/>
+                <w:sz w:val="22"/>
               </w:rPr>
               <w:t xml:space="preserve"/>
             </w:r>
@@ -5286,7 +5285,7 @@
               <w:rPr>
                 <w:b/>
                 <w:spacing w:val="-2"/>
-                <w:sz w:val="24"/>
+                <w:sz w:val="22"/>
               </w:rPr>
               <w:t>/m3</w:t>
             </w:r>
@@ -5295,11 +5294,11 @@
       </w:tr>
       <w:tr>
         <w:trPr>
-          <w:trHeight w:val="426"/>
+          <w:trHeight w:val="540" w:hRule="exact"/>
         </w:trPr>
         <w:tc>
           <w:tcPr>
-            <w:tcW w:w="687" w:type="dxa"/>
+            <w:tcW w:w="616" w:type="dxa"/>
             <w:vMerge/>
             <w:tcBorders>
               <w:top w:val="nil"/>
@@ -5318,7 +5317,7 @@
         </w:tc>
         <w:tc>
           <w:tcPr>
-            <w:tcW w:w="1714" w:type="dxa"/>
+            <w:tcW w:w="1686" w:type="dxa"/>
             <w:vMerge/>
             <w:tcBorders>
               <w:top w:val="nil"/>
@@ -5337,7 +5336,7 @@
         </w:tc>
         <w:tc>
           <w:tcPr>
-            <w:tcW w:w="2262" w:type="dxa"/>
+            <w:tcW w:w="2225" w:type="dxa"/>
             <w:vAlign w:val="center"/>
             <w:tcFitText/>
           </w:tcPr>
@@ -5412,7 +5411,7 @@
         </w:tc>
         <w:tc>
           <w:tcPr>
-            <w:tcW w:w="2584" w:type="dxa"/>
+            <w:tcW w:w="2541" w:type="dxa"/>
             <w:vAlign w:val="center"/>
             <w:tcFitText/>
           </w:tcPr>
@@ -5421,14 +5420,14 @@
               <w:pStyle w:val="TableParagraph"/>
               <w:rPr>
                 <w:b/>
-                <w:sz w:val="24"/>
+                <w:sz w:val="22"/>
               </w:rPr>
             </w:pPr>
             <w:r>
               <w:rPr>
                 <w:rFonts w:ascii="Times New Roman" w:eastAsia="Times New Roman" w:hAnsi="Times New Roman" w:cs="Times New Roman"/>
                 <w:b/>
-                <w:sz w:val="24"/>
+                <w:sz w:val="22"/>
                 <w:lang w:val="en-US"/>
               </w:rPr>
               <w:t xml:space="preserve">{gia_bom_3}</w:t>
@@ -5437,14 +5436,14 @@
               <w:rPr>
                 <w:b/>
                 <w:color w:val="FF0000"/>
-                <w:sz w:val="24"/>
+                <w:sz w:val="22"/>
               </w:rPr>
               <w:t xml:space="preserve"/>
             </w:r>
             <w:r>
               <w:rPr>
                 <w:b/>
-                <w:sz w:val="24"/>
+                <w:sz w:val="22"/>
               </w:rPr>
               <w:t>/</w:t>
             </w:r>
@@ -5452,7 +5451,7 @@
               <w:rPr>
                 <w:b/>
                 <w:spacing w:val="-2"/>
-                <w:sz w:val="24"/>
+                <w:sz w:val="22"/>
               </w:rPr>
               <w:t xml:space="preserve"> </w:t>
             </w:r>
@@ -5460,7 +5459,7 @@
               <w:rPr>
                 <w:b/>
                 <w:spacing w:val="-5"/>
-                <w:sz w:val="24"/>
+                <w:sz w:val="22"/>
               </w:rPr>
               <w:t>Ca</w:t>
             </w:r>
@@ -5468,7 +5467,7 @@
         </w:tc>
         <w:tc>
           <w:tcPr>
-            <w:tcW w:w="2886" w:type="dxa"/>
+            <w:tcW w:w="2840" w:type="dxa"/>
             <w:vAlign w:val="center"/>
             <w:tcFitText/>
           </w:tcPr>
@@ -5477,7 +5476,7 @@
               <w:pStyle w:val="TableParagraph"/>
               <w:rPr>
                 <w:b/>
-                <w:sz w:val="24"/>
+                <w:sz w:val="22"/>
               </w:rPr>
             </w:pPr>
             <w:r>
@@ -5485,7 +5484,7 @@
                 <w:rFonts w:ascii="Times New Roman" w:eastAsia="Times New Roman" w:hAnsi="Times New Roman" w:cs="Times New Roman"/>
                 <w:b/>
                 <w:spacing w:val="-2"/>
-                <w:sz w:val="24"/>
+                <w:sz w:val="22"/>
               </w:rPr>
               <w:t xml:space="preserve">{gia_bom_4}</w:t>
             </w:r>
@@ -5494,7 +5493,7 @@
                 <w:b/>
                 <w:color w:val="FF0000"/>
                 <w:spacing w:val="-2"/>
-                <w:sz w:val="24"/>
+                <w:sz w:val="22"/>
                 <w:lang w:val="en-US"/>
               </w:rPr>
               <w:t xml:space="preserve"/>
@@ -5504,7 +5503,7 @@
                 <w:b/>
                 <w:color w:val="FF0000"/>
                 <w:spacing w:val="-2"/>
-                <w:sz w:val="24"/>
+                <w:sz w:val="22"/>
               </w:rPr>
               <w:t xml:space="preserve"/>
             </w:r>
@@ -5512,21 +5511,20 @@
               <w:rPr>
                 <w:b/>
                 <w:spacing w:val="-2"/>
-                <w:sz w:val="24"/>
+                <w:sz w:val="22"/>
               </w:rPr>
               <w:t>/m3</w:t>
             </w:r>
           </w:p>
         </w:tc>
       </w:tr>
-      <w:bookmarkEnd w:id="0"/>
       <w:tr>
         <w:trPr>
-          <w:trHeight w:val="570"/>
+          <w:trHeight w:hRule="exact" w:val="588"/>
         </w:trPr>
         <w:tc>
           <w:tcPr>
-            <w:tcW w:w="687" w:type="dxa"/>
+            <w:tcW w:w="616" w:type="dxa"/>
             <w:vAlign w:val="center"/>
             <w:tcFitText/>
           </w:tcPr>
@@ -5549,7 +5547,7 @@
         </w:tc>
         <w:tc>
           <w:tcPr>
-            <w:tcW w:w="3976" w:type="dxa"/>
+            <w:tcW w:w="3911" w:type="dxa"/>
             <w:gridSpan w:val="2"/>
             <w:vAlign w:val="center"/>
             <w:tcFitText/>
@@ -5640,7 +5638,7 @@
         </w:tc>
         <w:tc>
           <w:tcPr>
-            <w:tcW w:w="2584" w:type="dxa"/>
+            <w:tcW w:w="2541" w:type="dxa"/>
             <w:vMerge w:val="restart"/>
             <w:vAlign w:val="center"/>
             <w:tcFitText/>
@@ -5724,7 +5722,7 @@
         </w:tc>
         <w:tc>
           <w:tcPr>
-            <w:tcW w:w="2886" w:type="dxa"/>
+            <w:tcW w:w="2840" w:type="dxa"/>
             <w:vMerge w:val="restart"/>
             <w:vAlign w:val="center"/>
             <w:tcFitText/>
@@ -5817,11 +5815,11 @@
       </w:tr>
       <w:tr>
         <w:trPr>
-          <w:trHeight w:val="580"/>
+          <w:trHeight w:hRule="exact" w:val="588"/>
         </w:trPr>
         <w:tc>
           <w:tcPr>
-            <w:tcW w:w="687" w:type="dxa"/>
+            <w:tcW w:w="616" w:type="dxa"/>
             <w:vAlign w:val="center"/>
             <w:tcFitText/>
           </w:tcPr>
@@ -5845,7 +5843,7 @@
         </w:tc>
         <w:tc>
           <w:tcPr>
-            <w:tcW w:w="3976" w:type="dxa"/>
+            <w:tcW w:w="3911" w:type="dxa"/>
             <w:gridSpan w:val="2"/>
             <w:vAlign w:val="center"/>
             <w:tcFitText/>
@@ -5948,7 +5946,7 @@
         </w:tc>
         <w:tc>
           <w:tcPr>
-            <w:tcW w:w="2584" w:type="dxa"/>
+            <w:tcW w:w="2541" w:type="dxa"/>
             <w:vMerge/>
             <w:tcBorders>
               <w:top w:val="nil"/>
@@ -5967,7 +5965,7 @@
         </w:tc>
         <w:tc>
           <w:tcPr>
-            <w:tcW w:w="2886" w:type="dxa"/>
+            <w:tcW w:w="2840" w:type="dxa"/>
             <w:vMerge/>
             <w:tcBorders>
               <w:top w:val="nil"/>
@@ -5987,11 +5985,11 @@
       </w:tr>
       <w:tr>
         <w:trPr>
-          <w:trHeight w:val="551"/>
+          <w:trHeight w:hRule="exact" w:val="588"/>
         </w:trPr>
         <w:tc>
           <w:tcPr>
-            <w:tcW w:w="687" w:type="dxa"/>
+            <w:tcW w:w="616" w:type="dxa"/>
             <w:vAlign w:val="center"/>
             <w:tcFitText/>
           </w:tcPr>
@@ -6014,7 +6012,7 @@
         </w:tc>
         <w:tc>
           <w:tcPr>
-            <w:tcW w:w="3976" w:type="dxa"/>
+            <w:tcW w:w="3911" w:type="dxa"/>
             <w:gridSpan w:val="2"/>
             <w:vAlign w:val="center"/>
             <w:tcFitText/>
@@ -6161,7 +6159,7 @@
         </w:tc>
         <w:tc>
           <w:tcPr>
-            <w:tcW w:w="5470" w:type="dxa"/>
+            <w:tcW w:w="5381" w:type="dxa"/>
             <w:gridSpan w:val="2"/>
             <w:vAlign w:val="center"/>
             <w:tcFitText/>
@@ -6239,11 +6237,11 @@
       </w:tr>
       <w:tr>
         <w:trPr>
-          <w:trHeight w:val="830"/>
+          <w:trHeight w:hRule="exact" w:val="588"/>
         </w:trPr>
         <w:tc>
           <w:tcPr>
-            <w:tcW w:w="687" w:type="dxa"/>
+            <w:tcW w:w="616" w:type="dxa"/>
             <w:vAlign w:val="center"/>
             <w:tcFitText/>
           </w:tcPr>
@@ -6266,7 +6264,7 @@
         </w:tc>
         <w:tc>
           <w:tcPr>
-            <w:tcW w:w="3976" w:type="dxa"/>
+            <w:tcW w:w="3911" w:type="dxa"/>
             <w:gridSpan w:val="2"/>
             <w:vAlign w:val="center"/>
             <w:tcFitText/>
@@ -6490,7 +6488,7 @@
         </w:tc>
         <w:tc>
           <w:tcPr>
-            <w:tcW w:w="5470" w:type="dxa"/>
+            <w:tcW w:w="5381" w:type="dxa"/>
             <w:gridSpan w:val="2"/>
             <w:vAlign w:val="center"/>
             <w:tcFitText/>
@@ -6568,11 +6566,11 @@
       </w:tr>
       <w:tr>
         <w:trPr>
-          <w:trHeight w:val="551"/>
+          <w:trHeight w:hRule="exact" w:val="588"/>
         </w:trPr>
         <w:tc>
           <w:tcPr>
-            <w:tcW w:w="687" w:type="dxa"/>
+            <w:tcW w:w="616" w:type="dxa"/>
             <w:vAlign w:val="center"/>
             <w:tcFitText/>
           </w:tcPr>
@@ -6596,7 +6594,7 @@
         </w:tc>
         <w:tc>
           <w:tcPr>
-            <w:tcW w:w="9446" w:type="dxa"/>
+            <w:tcW w:w="9292" w:type="dxa"/>
             <w:gridSpan w:val="4"/>
             <w:vAlign w:val="center"/>
             <w:tcFitText/>
